--- a/public/2026/seq01/FICHE_S1-A06_CahierDesCharges_4eme.docx
+++ b/public/2026/seq01/FICHE_S1-A06_CahierDesCharges_4eme.docx
@@ -213,32 +213,6 @@
               <w:t xml:space="preserve">ACTIVITÉ N°06  ·  S12</w:t>
             </w:r>
           </w:p>
-          <w:p>
-            <w:pPr>
-              <w:spacing w:after="0"/>
-            </w:pPr>
-            <w:r>
-              <w:rPr>
-                <w:rFonts w:ascii="Arial" w:cs="Arial" w:eastAsia="Arial" w:hAnsi="Arial"/>
-                <w:sz w:val="14"/>
-                <w:szCs w:val="14"/>
-              </w:rPr>
-              <w:t xml:space="preserve">NOM : ..............................</w:t>
-            </w:r>
-          </w:p>
-          <w:p>
-            <w:pPr>
-              <w:spacing w:after="0"/>
-            </w:pPr>
-            <w:r>
-              <w:rPr>
-                <w:rFonts w:ascii="Arial" w:cs="Arial" w:eastAsia="Arial" w:hAnsi="Arial"/>
-                <w:sz w:val="14"/>
-                <w:szCs w:val="14"/>
-              </w:rPr>
-              <w:t xml:space="preserve">PRÉNOM : .........................</w:t>
-            </w:r>
-          </w:p>
         </w:tc>
         <w:tc>
           <w:tcPr>
@@ -1958,7 +1932,7 @@
     </w:p>
     <w:p>
       <w:pPr>
-        <w:spacing w:after="48" w:before="50"/>
+        <w:spacing w:after="230" w:before="50"/>
       </w:pPr>
       <w:r>
         <w:rPr>
@@ -1970,12 +1944,12 @@
           <w:sz w:val="24"/>
           <w:szCs w:val="24"/>
         </w:rPr>
-        <w:t xml:space="preserve">Le système que je choisis : ..............................................</w:t>
-      </w:r>
-    </w:p>
-    <w:p>
-      <w:pPr>
-        <w:spacing w:after="48" w:before="50"/>
+        <w:t xml:space="preserve">Le système que je choisis : ................................................................................................</w:t>
+      </w:r>
+    </w:p>
+    <w:p>
+      <w:pPr>
+        <w:spacing w:after="230" w:before="50"/>
       </w:pPr>
       <w:r>
         <w:rPr>
@@ -1987,7 +1961,7 @@
           <w:sz w:val="24"/>
           <w:szCs w:val="24"/>
         </w:rPr>
-        <w:t xml:space="preserve">Sa fonction principale : ......................................................</w:t>
+        <w:t xml:space="preserve">Sa fonction principale : ......................................................................................................</w:t>
       </w:r>
     </w:p>
     <w:tbl>
@@ -2413,12 +2387,12 @@
           <w:sz w:val="24"/>
           <w:szCs w:val="24"/>
         </w:rPr>
-        <w:t xml:space="preserve">« Le poste doit démarrer vite » ne suffit pas dans un cahier des charges professionnel, parce que …</w:t>
-      </w:r>
-    </w:p>
-    <w:p>
-      <w:pPr>
-        <w:spacing w:after="128"/>
+        <w:t xml:space="preserve">« Le poste doit démarrer vite » ne suffit pas dans un cahier des charges professionnel, parce que …</w:t>
+      </w:r>
+    </w:p>
+    <w:p>
+      <w:pPr>
+        <w:spacing w:after="240"/>
       </w:pPr>
       <w:r>
         <w:rPr>
@@ -2430,12 +2404,12 @@
           <w:sz w:val="24"/>
           <w:szCs w:val="24"/>
         </w:rPr>
-        <w:t xml:space="preserve">..............................................................................</w:t>
-      </w:r>
-    </w:p>
-    <w:p>
-      <w:pPr>
-        <w:spacing w:after="128"/>
+        <w:t xml:space="preserve">............................................................................................................................................</w:t>
+      </w:r>
+    </w:p>
+    <w:p>
+      <w:pPr>
+        <w:spacing w:after="240"/>
       </w:pPr>
       <w:r>
         <w:rPr>
@@ -2447,7 +2421,7 @@
           <w:sz w:val="24"/>
           <w:szCs w:val="24"/>
         </w:rPr>
-        <w:t xml:space="preserve">..............................................................................</w:t>
+        <w:t xml:space="preserve">............................................................................................................................................</w:t>
       </w:r>
     </w:p>
     <w:p>

--- a/public/2026/seq01/FICHE_S1-A06_CahierDesCharges_4eme.docx
+++ b/public/2026/seq01/FICHE_S1-A06_CahierDesCharges_4eme.docx
@@ -812,7 +812,7 @@
                 <w:sz w:val="24"/>
                 <w:szCs w:val="24"/>
               </w:rPr>
-              <w:t xml:space="preserve">..........................</w:t>
+              <w:t xml:space="preserve">..................................................</w:t>
             </w:r>
           </w:p>
         </w:tc>
@@ -891,7 +891,7 @@
                 <w:sz w:val="24"/>
                 <w:szCs w:val="24"/>
               </w:rPr>
-              <w:t xml:space="preserve">..........................</w:t>
+              <w:t xml:space="preserve">..................................................</w:t>
             </w:r>
           </w:p>
         </w:tc>
@@ -966,7 +966,7 @@
                 <w:sz w:val="24"/>
                 <w:szCs w:val="24"/>
               </w:rPr>
-              <w:t xml:space="preserve">..........................</w:t>
+              <w:t xml:space="preserve">..................................................</w:t>
             </w:r>
           </w:p>
         </w:tc>
@@ -1556,7 +1556,7 @@
                 <w:sz w:val="24"/>
                 <w:szCs w:val="24"/>
               </w:rPr>
-              <w:t xml:space="preserve">FC — ..........................</w:t>
+              <w:t xml:space="preserve">FC — .......................................</w:t>
             </w:r>
           </w:p>
         </w:tc>
@@ -1593,7 +1593,7 @@
                 <w:sz w:val="24"/>
                 <w:szCs w:val="24"/>
               </w:rPr>
-              <w:t xml:space="preserve">..........................</w:t>
+              <w:t xml:space="preserve">...............................................</w:t>
             </w:r>
           </w:p>
         </w:tc>
@@ -1630,7 +1630,7 @@
                 <w:sz w:val="24"/>
                 <w:szCs w:val="24"/>
               </w:rPr>
-              <w:t xml:space="preserve">..................</w:t>
+              <w:t xml:space="preserve">................................</w:t>
             </w:r>
           </w:p>
         </w:tc>
@@ -1672,7 +1672,7 @@
                 <w:sz w:val="24"/>
                 <w:szCs w:val="24"/>
               </w:rPr>
-              <w:t xml:space="preserve">FC — ..........................</w:t>
+              <w:t xml:space="preserve">FC — .......................................</w:t>
             </w:r>
           </w:p>
         </w:tc>
@@ -1709,7 +1709,7 @@
                 <w:sz w:val="24"/>
                 <w:szCs w:val="24"/>
               </w:rPr>
-              <w:t xml:space="preserve">..........................</w:t>
+              <w:t xml:space="preserve">...............................................</w:t>
             </w:r>
           </w:p>
         </w:tc>
@@ -1746,7 +1746,7 @@
                 <w:sz w:val="24"/>
                 <w:szCs w:val="24"/>
               </w:rPr>
-              <w:t xml:space="preserve">..................</w:t>
+              <w:t xml:space="preserve">................................</w:t>
             </w:r>
           </w:p>
         </w:tc>
@@ -1786,7 +1786,7 @@
                 <w:sz w:val="24"/>
                 <w:szCs w:val="24"/>
               </w:rPr>
-              <w:t xml:space="preserve">FC — ..........................</w:t>
+              <w:t xml:space="preserve">FC — .......................................</w:t>
             </w:r>
           </w:p>
         </w:tc>
@@ -1821,7 +1821,7 @@
                 <w:sz w:val="24"/>
                 <w:szCs w:val="24"/>
               </w:rPr>
-              <w:t xml:space="preserve">..........................</w:t>
+              <w:t xml:space="preserve">...............................................</w:t>
             </w:r>
           </w:p>
         </w:tc>
@@ -1856,7 +1856,7 @@
                 <w:sz w:val="24"/>
                 <w:szCs w:val="24"/>
               </w:rPr>
-              <w:t xml:space="preserve">..................</w:t>
+              <w:t xml:space="preserve">................................</w:t>
             </w:r>
           </w:p>
         </w:tc>
@@ -2137,7 +2137,7 @@
                 <w:sz w:val="24"/>
                 <w:szCs w:val="24"/>
               </w:rPr>
-              <w:t xml:space="preserve">..........................</w:t>
+              <w:t xml:space="preserve">.................................................</w:t>
             </w:r>
           </w:p>
         </w:tc>
@@ -2174,7 +2174,7 @@
                 <w:sz w:val="24"/>
                 <w:szCs w:val="24"/>
               </w:rPr>
-              <w:t xml:space="preserve">..........................</w:t>
+              <w:t xml:space="preserve">...............................................</w:t>
             </w:r>
           </w:p>
         </w:tc>
@@ -2211,7 +2211,7 @@
                 <w:sz w:val="24"/>
                 <w:szCs w:val="24"/>
               </w:rPr>
-              <w:t xml:space="preserve">..................</w:t>
+              <w:t xml:space="preserve">................................</w:t>
             </w:r>
           </w:p>
         </w:tc>
@@ -2251,7 +2251,7 @@
                 <w:sz w:val="24"/>
                 <w:szCs w:val="24"/>
               </w:rPr>
-              <w:t xml:space="preserve">..........................</w:t>
+              <w:t xml:space="preserve">.................................................</w:t>
             </w:r>
           </w:p>
         </w:tc>
@@ -2286,7 +2286,7 @@
                 <w:sz w:val="24"/>
                 <w:szCs w:val="24"/>
               </w:rPr>
-              <w:t xml:space="preserve">..........................</w:t>
+              <w:t xml:space="preserve">...............................................</w:t>
             </w:r>
           </w:p>
         </w:tc>
@@ -2321,7 +2321,7 @@
                 <w:sz w:val="24"/>
                 <w:szCs w:val="24"/>
               </w:rPr>
-              <w:t xml:space="preserve">..................</w:t>
+              <w:t xml:space="preserve">................................</w:t>
             </w:r>
           </w:p>
         </w:tc>

--- a/public/2026/seq01/FICHE_S1-A06_CahierDesCharges_4eme.docx
+++ b/public/2026/seq01/FICHE_S1-A06_CahierDesCharges_4eme.docx
@@ -349,8 +349,37 @@
       <w:pPr>
         <w:keepNext/>
         <w:keepLines/>
+        <w:spacing w:after="60"/>
+      </w:pPr>
+    </w:p>
+    <w:p>
+      <w:pPr>
         <w:spacing w:after="128"/>
       </w:pPr>
+      <w:r>
+        <w:rPr>
+          <w:rFonts w:ascii="Arial" w:cs="Arial" w:eastAsia="Arial" w:hAnsi="Arial"/>
+          <w:b/>
+          <w:bCs/>
+          <w:i w:val="false"/>
+          <w:iCs w:val="false"/>
+          <w:sz w:val="24"/>
+          <w:szCs w:val="24"/>
+        </w:rPr>
+        <w:t xml:space="preserve">OBJECTIF — </w:t>
+      </w:r>
+      <w:r>
+        <w:rPr>
+          <w:rFonts w:ascii="Arial" w:cs="Arial" w:eastAsia="Arial" w:hAnsi="Arial"/>
+          <w:b w:val="false"/>
+          <w:bCs w:val="false"/>
+          <w:i w:val="false"/>
+          <w:iCs w:val="false"/>
+          <w:sz w:val="24"/>
+          <w:szCs w:val="24"/>
+        </w:rPr>
+        <w:t xml:space="preserve">Tu sauras écrire un cahier des charges avec des critères chiffrés et vérifiables.</w:t>
+      </w:r>
     </w:p>
     <w:tbl>
       <w:tblPr>

--- a/public/2026/seq01/FICHE_S1-A06_CahierDesCharges_4eme.docx
+++ b/public/2026/seq01/FICHE_S1-A06_CahierDesCharges_4eme.docx
@@ -477,6 +477,52 @@
         </w:tc>
       </w:tr>
     </w:tbl>
+    <w:p>
+      <w:pPr>
+        <w:keepNext/>
+        <w:pBdr>
+          <w:top w:val="single" w:sz="6" w:space="2" w:color="D9D9D9"/>
+          <w:left w:val="single" w:sz="6" w:space="2" w:color="D9D9D9"/>
+          <w:bottom w:val="single" w:sz="6" w:space="2" w:color="D9D9D9"/>
+          <w:right w:val="single" w:sz="6" w:space="2" w:color="D9D9D9"/>
+        </w:pBdr>
+        <w:shd w:val="clear" w:color="auto" w:fill="F2F2F2"/>
+        <w:spacing w:before="80" w:after="120"/>
+        <w:ind w:left="60" w:right="60"/>
+      </w:pPr>
+      <w:r>
+        <w:rPr>
+          <w:rFonts w:ascii="Arial" w:cs="Arial" w:eastAsia="Arial" w:hAnsi="Arial"/>
+          <w:b/>
+          <w:bCs/>
+          <w:sz w:val="24"/>
+          <w:szCs w:val="24"/>
+        </w:rPr>
+        <w:t xml:space="preserve">RESSOURCE 1 — Le cahier des charges fonctionnel</w:t>
+      </w:r>
+      <w:r>
+        <w:rPr>
+          <w:rFonts w:ascii="Arial" w:cs="Arial" w:eastAsia="Arial" w:hAnsi="Arial"/>
+          <w:sz w:val="24"/>
+          <w:szCs w:val="24"/>
+        </w:rPr>
+        <w:t xml:space="preserve"> · Techno-Flash · rien à installer</w:t>
+      </w:r>
+      <w:r>
+        <w:rPr>
+          <w:rFonts w:ascii="Arial" w:cs="Arial" w:eastAsia="Arial" w:hAnsi="Arial"/>
+        </w:rPr>
+        <w:br/>
+      </w:r>
+      <w:r>
+        <w:rPr>
+          <w:rFonts w:ascii="Arial" w:cs="Arial" w:eastAsia="Arial" w:hAnsi="Arial"/>
+          <w:sz w:val="22"/>
+          <w:szCs w:val="22"/>
+        </w:rPr>
+        <w:t xml:space="preserve">→ techno-flash.com/animations/cahier_des_charges/cahier_des_charges_fonctionnel.html</w:t>
+      </w:r>
+    </w:p>
     <w:p>
       <w:pPr>
         <w:keepNext/>
